--- a/Knowledge/2-Science/3-Social science/1-Linguistics/0-Intro to Linguistics/5-My Source/4-Universality of Human Language.docx
+++ b/Knowledge/2-Science/3-Social science/1-Linguistics/0-Intro to Linguistics/5-My Source/4-Universality of Human Language.docx
@@ -35,12 +35,21 @@
         </w:rPr>
         <w:t xml:space="preserve">: </w:t>
       </w:r>
-      <w:r>
-        <w:rPr>
-          <w:b/>
-          <w:shd w:val="clear" w:color="auto" w:fill="B7B7B7"/>
-        </w:rPr>
-        <w:t xml:space="preserve">Chatgpt </w:t>
+      <w:proofErr w:type="spellStart"/>
+      <w:r>
+        <w:rPr>
+          <w:b/>
+          <w:shd w:val="clear" w:color="auto" w:fill="B7B7B7"/>
+        </w:rPr>
+        <w:t>Chatgpt</w:t>
+      </w:r>
+      <w:proofErr w:type="spellEnd"/>
+      <w:r>
+        <w:rPr>
+          <w:b/>
+          <w:shd w:val="clear" w:color="auto" w:fill="B7B7B7"/>
+        </w:rPr>
+        <w:t xml:space="preserve"> </w:t>
       </w:r>
       <w:r>
         <w:rPr>
@@ -49,7 +58,44 @@
           <w:szCs w:val="14"/>
           <w:shd w:val="clear" w:color="auto" w:fill="B7B7B7"/>
         </w:rPr>
-        <w:t>(GPT-5-Standard) at [10/23/2025]</w:t>
+        <w:t>(</w:t>
+      </w:r>
+      <w:r>
+        <w:rPr>
+          <w:b/>
+          <w:sz w:val="14"/>
+          <w:szCs w:val="14"/>
+          <w:shd w:val="clear" w:color="auto" w:fill="B7B7B7"/>
+        </w:rPr>
+        <w:t>GPT</w:t>
+      </w:r>
+      <w:r>
+        <w:rPr>
+          <w:rFonts w:ascii="Cambria Math" w:hAnsi="Cambria Math" w:cs="Cambria Math"/>
+          <w:b/>
+          <w:sz w:val="14"/>
+          <w:szCs w:val="14"/>
+          <w:shd w:val="clear" w:color="auto" w:fill="B7B7B7"/>
+        </w:rPr>
+        <w:t>‑</w:t>
+      </w:r>
+      <w:r>
+        <w:rPr>
+          <w:b/>
+          <w:sz w:val="14"/>
+          <w:szCs w:val="14"/>
+          <w:shd w:val="clear" w:color="auto" w:fill="B7B7B7"/>
+        </w:rPr>
+        <w:t>5 Mini</w:t>
+      </w:r>
+      <w:r>
+        <w:rPr>
+          <w:b/>
+          <w:sz w:val="14"/>
+          <w:szCs w:val="14"/>
+          <w:shd w:val="clear" w:color="auto" w:fill="B7B7B7"/>
+        </w:rPr>
+        <w:t>) at [10/23/2025]</w:t>
       </w:r>
     </w:p>
     <w:p>
@@ -176,7 +222,7 @@
           <w:rFonts w:ascii="Roboto Mono" w:hAnsi="Roboto Mono"/>
         </w:rPr>
         <w:pict w14:anchorId="4D2FBC78">
-          <v:rect id="_x0000_i1134" style="width:0;height:1.5pt" o:hralign="center" o:hrstd="t" o:hr="t" fillcolor="#a0a0a0" stroked="f"/>
+          <v:rect id="_x0000_i1025" style="width:0;height:1.5pt" o:hralign="center" o:hrstd="t" o:hr="t" fillcolor="#a0a0a0" stroked="f"/>
         </w:pict>
       </w:r>
     </w:p>
@@ -211,12 +257,21 @@
         </w:rPr>
         <w:t xml:space="preserve">: </w:t>
       </w:r>
-      <w:r>
-        <w:rPr>
-          <w:b/>
-          <w:shd w:val="clear" w:color="auto" w:fill="B7B7B7"/>
-        </w:rPr>
-        <w:t xml:space="preserve">Chatgpt </w:t>
+      <w:proofErr w:type="spellStart"/>
+      <w:r>
+        <w:rPr>
+          <w:b/>
+          <w:shd w:val="clear" w:color="auto" w:fill="B7B7B7"/>
+        </w:rPr>
+        <w:t>Chatgpt</w:t>
+      </w:r>
+      <w:proofErr w:type="spellEnd"/>
+      <w:r>
+        <w:rPr>
+          <w:b/>
+          <w:shd w:val="clear" w:color="auto" w:fill="B7B7B7"/>
+        </w:rPr>
+        <w:t xml:space="preserve"> </w:t>
       </w:r>
       <w:r>
         <w:rPr>
@@ -225,7 +280,44 @@
           <w:szCs w:val="14"/>
           <w:shd w:val="clear" w:color="auto" w:fill="B7B7B7"/>
         </w:rPr>
-        <w:t>(GPT-5-Standard) at [10/23/2025]</w:t>
+        <w:t>(</w:t>
+      </w:r>
+      <w:r>
+        <w:rPr>
+          <w:b/>
+          <w:sz w:val="14"/>
+          <w:szCs w:val="14"/>
+          <w:shd w:val="clear" w:color="auto" w:fill="B7B7B7"/>
+        </w:rPr>
+        <w:t>GPT</w:t>
+      </w:r>
+      <w:r>
+        <w:rPr>
+          <w:rFonts w:ascii="Cambria Math" w:hAnsi="Cambria Math" w:cs="Cambria Math"/>
+          <w:b/>
+          <w:sz w:val="14"/>
+          <w:szCs w:val="14"/>
+          <w:shd w:val="clear" w:color="auto" w:fill="B7B7B7"/>
+        </w:rPr>
+        <w:t>‑</w:t>
+      </w:r>
+      <w:r>
+        <w:rPr>
+          <w:b/>
+          <w:sz w:val="14"/>
+          <w:szCs w:val="14"/>
+          <w:shd w:val="clear" w:color="auto" w:fill="B7B7B7"/>
+        </w:rPr>
+        <w:t>5 Mini</w:t>
+      </w:r>
+      <w:r>
+        <w:rPr>
+          <w:b/>
+          <w:sz w:val="14"/>
+          <w:szCs w:val="14"/>
+          <w:shd w:val="clear" w:color="auto" w:fill="B7B7B7"/>
+        </w:rPr>
+        <w:t>) at [10/23/2025]</w:t>
       </w:r>
     </w:p>
     <w:p>
@@ -370,7 +462,7 @@
           <w:rFonts w:ascii="Roboto Mono" w:hAnsi="Roboto Mono"/>
         </w:rPr>
         <w:pict w14:anchorId="3B5E1405">
-          <v:rect id="_x0000_i1135" style="width:0;height:1.5pt" o:hralign="center" o:hrstd="t" o:hr="t" fillcolor="#a0a0a0" stroked="f"/>
+          <v:rect id="_x0000_i1026" style="width:0;height:1.5pt" o:hralign="center" o:hrstd="t" o:hr="t" fillcolor="#a0a0a0" stroked="f"/>
         </w:pict>
       </w:r>
     </w:p>
@@ -405,12 +497,21 @@
         </w:rPr>
         <w:t xml:space="preserve">: </w:t>
       </w:r>
-      <w:r>
-        <w:rPr>
-          <w:b/>
-          <w:shd w:val="clear" w:color="auto" w:fill="B7B7B7"/>
-        </w:rPr>
-        <w:t xml:space="preserve">Chatgpt </w:t>
+      <w:proofErr w:type="spellStart"/>
+      <w:r>
+        <w:rPr>
+          <w:b/>
+          <w:shd w:val="clear" w:color="auto" w:fill="B7B7B7"/>
+        </w:rPr>
+        <w:t>Chatgpt</w:t>
+      </w:r>
+      <w:proofErr w:type="spellEnd"/>
+      <w:r>
+        <w:rPr>
+          <w:b/>
+          <w:shd w:val="clear" w:color="auto" w:fill="B7B7B7"/>
+        </w:rPr>
+        <w:t xml:space="preserve"> </w:t>
       </w:r>
       <w:r>
         <w:rPr>
@@ -419,7 +520,44 @@
           <w:szCs w:val="14"/>
           <w:shd w:val="clear" w:color="auto" w:fill="B7B7B7"/>
         </w:rPr>
-        <w:t>(GPT-5-Standard) at [10/23/2025]</w:t>
+        <w:t>(</w:t>
+      </w:r>
+      <w:r>
+        <w:rPr>
+          <w:b/>
+          <w:sz w:val="14"/>
+          <w:szCs w:val="14"/>
+          <w:shd w:val="clear" w:color="auto" w:fill="B7B7B7"/>
+        </w:rPr>
+        <w:t>GPT</w:t>
+      </w:r>
+      <w:r>
+        <w:rPr>
+          <w:rFonts w:ascii="Cambria Math" w:hAnsi="Cambria Math" w:cs="Cambria Math"/>
+          <w:b/>
+          <w:sz w:val="14"/>
+          <w:szCs w:val="14"/>
+          <w:shd w:val="clear" w:color="auto" w:fill="B7B7B7"/>
+        </w:rPr>
+        <w:t>‑</w:t>
+      </w:r>
+      <w:r>
+        <w:rPr>
+          <w:b/>
+          <w:sz w:val="14"/>
+          <w:szCs w:val="14"/>
+          <w:shd w:val="clear" w:color="auto" w:fill="B7B7B7"/>
+        </w:rPr>
+        <w:t>5 Mini</w:t>
+      </w:r>
+      <w:r>
+        <w:rPr>
+          <w:b/>
+          <w:sz w:val="14"/>
+          <w:szCs w:val="14"/>
+          <w:shd w:val="clear" w:color="auto" w:fill="B7B7B7"/>
+        </w:rPr>
+        <w:t>) at [10/23/2025]</w:t>
       </w:r>
     </w:p>
     <w:p>
@@ -647,7 +785,7 @@
           <w:rFonts w:ascii="Roboto Mono" w:hAnsi="Roboto Mono"/>
         </w:rPr>
         <w:pict w14:anchorId="2332E826">
-          <v:rect id="_x0000_i1136" style="width:0;height:1.5pt" o:hralign="center" o:hrstd="t" o:hr="t" fillcolor="#a0a0a0" stroked="f"/>
+          <v:rect id="_x0000_i1027" style="width:0;height:1.5pt" o:hralign="center" o:hrstd="t" o:hr="t" fillcolor="#a0a0a0" stroked="f"/>
         </w:pict>
       </w:r>
     </w:p>
@@ -682,12 +820,21 @@
         </w:rPr>
         <w:t xml:space="preserve">: </w:t>
       </w:r>
-      <w:r>
-        <w:rPr>
-          <w:b/>
-          <w:shd w:val="clear" w:color="auto" w:fill="B7B7B7"/>
-        </w:rPr>
-        <w:t xml:space="preserve">Chatgpt </w:t>
+      <w:proofErr w:type="spellStart"/>
+      <w:r>
+        <w:rPr>
+          <w:b/>
+          <w:shd w:val="clear" w:color="auto" w:fill="B7B7B7"/>
+        </w:rPr>
+        <w:t>Chatgpt</w:t>
+      </w:r>
+      <w:proofErr w:type="spellEnd"/>
+      <w:r>
+        <w:rPr>
+          <w:b/>
+          <w:shd w:val="clear" w:color="auto" w:fill="B7B7B7"/>
+        </w:rPr>
+        <w:t xml:space="preserve"> </w:t>
       </w:r>
       <w:r>
         <w:rPr>
@@ -696,7 +843,44 @@
           <w:szCs w:val="14"/>
           <w:shd w:val="clear" w:color="auto" w:fill="B7B7B7"/>
         </w:rPr>
-        <w:t>(GPT-5-Standard) at [10/23/2025]</w:t>
+        <w:t>(</w:t>
+      </w:r>
+      <w:r>
+        <w:rPr>
+          <w:b/>
+          <w:sz w:val="14"/>
+          <w:szCs w:val="14"/>
+          <w:shd w:val="clear" w:color="auto" w:fill="B7B7B7"/>
+        </w:rPr>
+        <w:t>GPT</w:t>
+      </w:r>
+      <w:r>
+        <w:rPr>
+          <w:rFonts w:ascii="Cambria Math" w:hAnsi="Cambria Math" w:cs="Cambria Math"/>
+          <w:b/>
+          <w:sz w:val="14"/>
+          <w:szCs w:val="14"/>
+          <w:shd w:val="clear" w:color="auto" w:fill="B7B7B7"/>
+        </w:rPr>
+        <w:t>‑</w:t>
+      </w:r>
+      <w:r>
+        <w:rPr>
+          <w:b/>
+          <w:sz w:val="14"/>
+          <w:szCs w:val="14"/>
+          <w:shd w:val="clear" w:color="auto" w:fill="B7B7B7"/>
+        </w:rPr>
+        <w:t>5 Mini</w:t>
+      </w:r>
+      <w:r>
+        <w:rPr>
+          <w:b/>
+          <w:sz w:val="14"/>
+          <w:szCs w:val="14"/>
+          <w:shd w:val="clear" w:color="auto" w:fill="B7B7B7"/>
+        </w:rPr>
+        <w:t>) at [10/23/2025]</w:t>
       </w:r>
     </w:p>
     <w:p>
@@ -1012,7 +1196,7 @@
           <w:rFonts w:ascii="Roboto Mono" w:hAnsi="Roboto Mono"/>
         </w:rPr>
         <w:pict w14:anchorId="7300B598">
-          <v:rect id="_x0000_i1137" style="width:0;height:1.5pt" o:hralign="center" o:hrstd="t" o:hr="t" fillcolor="#a0a0a0" stroked="f"/>
+          <v:rect id="_x0000_i1028" style="width:0;height:1.5pt" o:hralign="center" o:hrstd="t" o:hr="t" fillcolor="#a0a0a0" stroked="f"/>
         </w:pict>
       </w:r>
     </w:p>
@@ -1079,7 +1263,7 @@
           <w:rFonts w:ascii="Roboto Mono" w:hAnsi="Roboto Mono"/>
         </w:rPr>
         <w:pict w14:anchorId="7D438678">
-          <v:rect id="_x0000_i1138" style="width:0;height:1.5pt" o:hralign="center" o:hrstd="t" o:hr="t" fillcolor="#a0a0a0" stroked="f"/>
+          <v:rect id="_x0000_i1029" style="width:0;height:1.5pt" o:hralign="center" o:hrstd="t" o:hr="t" fillcolor="#a0a0a0" stroked="f"/>
         </w:pict>
       </w:r>
     </w:p>
@@ -2271,6 +2455,7 @@
   <w:style w:type="character" w:default="1" w:styleId="DefaultParagraphFont">
     <w:name w:val="Default Paragraph Font"/>
     <w:uiPriority w:val="1"/>
+    <w:semiHidden/>
     <w:unhideWhenUsed/>
   </w:style>
   <w:style w:type="table" w:default="1" w:styleId="TableNormal">

--- a/Knowledge/2-Science/3-Social science/1-Linguistics/0-Intro to Linguistics/5-My Source/4-Universality of Human Language.docx
+++ b/Knowledge/2-Science/3-Social science/1-Linguistics/0-Intro to Linguistics/5-My Source/4-Universality of Human Language.docx
@@ -24,123 +24,137 @@
       </w:pPr>
       <w:r>
         <w:rPr>
-          <w:b/>
-          <w:shd w:val="clear" w:color="auto" w:fill="B7B7B7"/>
-        </w:rPr>
-        <w:t># Source</w:t>
-      </w:r>
-      <w:r>
-        <w:rPr>
-          <w:shd w:val="clear" w:color="auto" w:fill="B7B7B7"/>
-        </w:rPr>
-        <w:t xml:space="preserve">: </w:t>
-      </w:r>
-      <w:proofErr w:type="spellStart"/>
-      <w:r>
-        <w:rPr>
-          <w:b/>
-          <w:shd w:val="clear" w:color="auto" w:fill="B7B7B7"/>
-        </w:rPr>
-        <w:t>Chatgpt</w:t>
-      </w:r>
-      <w:proofErr w:type="spellEnd"/>
-      <w:r>
-        <w:rPr>
-          <w:b/>
-          <w:shd w:val="clear" w:color="auto" w:fill="B7B7B7"/>
+          <w:rFonts w:ascii="Arial" w:eastAsia="Arial" w:hAnsi="Arial" w:cs="Arial"/>
+          <w:b/>
+          <w:color w:val="000000"/>
+          <w:sz w:val="18"/>
+          <w:highlight w:val="lightGray"/>
+        </w:rPr>
+        <w:t># Source: AI Source: Provided by: [Data Path</w:t>
+      </w:r>
+      <w:r>
+        <w:rPr>
+          <w:rFonts w:ascii="Arial" w:eastAsia="Arial" w:hAnsi="Arial" w:cs="Arial"/>
+          <w:color w:val="000000"/>
+          <w:sz w:val="18"/>
+          <w:highlight w:val="lightGray"/>
+        </w:rPr>
+        <w:t xml:space="preserve">: Persons Table -&gt; ID Column: 1, Name_En Column: Motasem Essam] -&gt; </w:t>
+      </w:r>
+      <w:r>
+        <w:rPr>
+          <w:rFonts w:ascii="Arial" w:eastAsia="Arial" w:hAnsi="Arial" w:cs="Arial"/>
+          <w:b/>
+          <w:color w:val="000000"/>
+          <w:sz w:val="18"/>
+          <w:highlight w:val="lightGray"/>
+        </w:rPr>
+        <w:t>From:</w:t>
+      </w:r>
+      <w:r>
+        <w:rPr>
+          <w:rFonts w:ascii="Arial" w:eastAsia="Arial" w:hAnsi="Arial" w:cs="Arial"/>
+          <w:color w:val="000000"/>
+          <w:sz w:val="18"/>
+          <w:highlight w:val="lightGray"/>
+        </w:rPr>
+        <w:t xml:space="preserve"> [Chatgpt (GPT</w:t>
+      </w:r>
+      <w:r>
+        <w:rPr>
+          <w:rFonts w:ascii="Arial" w:eastAsia="Arial" w:hAnsi="Arial" w:cs="Cambria Math"/>
+          <w:color w:val="000000"/>
+          <w:sz w:val="18"/>
+          <w:highlight w:val="lightGray"/>
+        </w:rPr>
+        <w:t>‑</w:t>
+      </w:r>
+      <w:r>
+        <w:rPr>
+          <w:rFonts w:ascii="Arial" w:eastAsia="Arial" w:hAnsi="Arial" w:cs="Arial"/>
+          <w:color w:val="000000"/>
+          <w:sz w:val="18"/>
+          <w:highlight w:val="lightGray"/>
+        </w:rPr>
+        <w:t xml:space="preserve">5 Mini)] </w:t>
+      </w:r>
+      <w:r>
+        <w:rPr>
+          <w:rFonts w:ascii="Arial" w:eastAsia="Arial" w:hAnsi="Arial" w:cs="Arial"/>
+          <w:b/>
+          <w:color w:val="000000"/>
+          <w:sz w:val="18"/>
+          <w:highlight w:val="lightGray"/>
+        </w:rPr>
+        <w:t>on</w:t>
+      </w:r>
+      <w:r>
+        <w:rPr>
+          <w:rFonts w:ascii="Arial" w:eastAsia="Arial" w:hAnsi="Arial"/>
+          <w:b/>
+          <w:sz w:val="18"/>
+          <w:highlight w:val="lightGray"/>
+        </w:rPr>
+        <w:t xml:space="preserve"> [10/23/2025]</w:t>
+      </w:r>
+    </w:p>
+    <w:p>
+      <w:pPr>
+        <w:rPr>
+          <w:rFonts w:ascii="Roboto Mono" w:hAnsi="Roboto Mono"/>
+        </w:rPr>
+      </w:pPr>
+      <w:r>
+        <w:rPr>
+          <w:rFonts w:ascii="Roboto Mono" w:hAnsi="Roboto Mono"/>
+        </w:rPr>
+        <w:t xml:space="preserve">The </w:t>
+      </w:r>
+      <w:r>
+        <w:rPr>
+          <w:rFonts w:ascii="Roboto Mono" w:hAnsi="Roboto Mono"/>
+          <w:b/>
+          <w:bCs/>
+        </w:rPr>
+        <w:t>universality of human language</w:t>
+      </w:r>
+      <w:r>
+        <w:rPr>
+          <w:rFonts w:ascii="Roboto Mono" w:hAnsi="Roboto Mono"/>
+        </w:rPr>
+        <w:t xml:space="preserve"> means that:</w:t>
+      </w:r>
+      <w:r>
+        <w:rPr>
+          <w:rFonts w:ascii="Roboto Mono" w:hAnsi="Roboto Mono"/>
+        </w:rPr>
+        <w:br/>
+      </w:r>
+      <w:r>
+        <w:rPr>
+          <w:rFonts w:ascii="Segoe UI Emoji" w:hAnsi="Segoe UI Emoji" w:cs="Segoe UI Emoji"/>
+        </w:rPr>
+        <w:t>➡️</w:t>
+      </w:r>
+      <w:r>
+        <w:rPr>
+          <w:rFonts w:ascii="Roboto Mono" w:hAnsi="Roboto Mono"/>
         </w:rPr>
         <w:t xml:space="preserve"> </w:t>
       </w:r>
       <w:r>
         <w:rPr>
-          <w:b/>
-          <w:sz w:val="14"/>
-          <w:szCs w:val="14"/>
-          <w:shd w:val="clear" w:color="auto" w:fill="B7B7B7"/>
-        </w:rPr>
-        <w:t>(</w:t>
-      </w:r>
-      <w:r>
-        <w:rPr>
-          <w:b/>
-          <w:sz w:val="14"/>
-          <w:szCs w:val="14"/>
-          <w:shd w:val="clear" w:color="auto" w:fill="B7B7B7"/>
-        </w:rPr>
-        <w:t>GPT</w:t>
-      </w:r>
-      <w:r>
-        <w:rPr>
-          <w:rFonts w:ascii="Cambria Math" w:hAnsi="Cambria Math" w:cs="Cambria Math"/>
-          <w:b/>
-          <w:sz w:val="14"/>
-          <w:szCs w:val="14"/>
-          <w:shd w:val="clear" w:color="auto" w:fill="B7B7B7"/>
-        </w:rPr>
-        <w:t>‑</w:t>
-      </w:r>
-      <w:r>
-        <w:rPr>
-          <w:b/>
-          <w:sz w:val="14"/>
-          <w:szCs w:val="14"/>
-          <w:shd w:val="clear" w:color="auto" w:fill="B7B7B7"/>
-        </w:rPr>
-        <w:t>5 Mini</w:t>
-      </w:r>
-      <w:r>
-        <w:rPr>
-          <w:b/>
-          <w:sz w:val="14"/>
-          <w:szCs w:val="14"/>
-          <w:shd w:val="clear" w:color="auto" w:fill="B7B7B7"/>
-        </w:rPr>
-        <w:t>) at [10/23/2025]</w:t>
-      </w:r>
-    </w:p>
-    <w:p>
-      <w:pPr>
-        <w:rPr>
-          <w:rFonts w:ascii="Roboto Mono" w:hAnsi="Roboto Mono"/>
-        </w:rPr>
-      </w:pPr>
-      <w:r>
-        <w:rPr>
-          <w:rFonts w:ascii="Roboto Mono" w:hAnsi="Roboto Mono"/>
-        </w:rPr>
-        <w:t xml:space="preserve">The </w:t>
-      </w:r>
-      <w:r>
-        <w:rPr>
           <w:rFonts w:ascii="Roboto Mono" w:hAnsi="Roboto Mono"/>
           <w:b/>
           <w:bCs/>
         </w:rPr>
-        <w:t>universality of human language</w:t>
-      </w:r>
-      <w:r>
-        <w:rPr>
-          <w:rFonts w:ascii="Roboto Mono" w:hAnsi="Roboto Mono"/>
-        </w:rPr>
-        <w:t xml:space="preserve"> means that:</w:t>
-      </w:r>
-      <w:r>
-        <w:rPr>
-          <w:rFonts w:ascii="Roboto Mono" w:hAnsi="Roboto Mono"/>
-        </w:rPr>
-        <w:br/>
-      </w:r>
-      <w:r>
-        <w:rPr>
-          <w:rFonts w:ascii="Segoe UI Emoji" w:hAnsi="Segoe UI Emoji" w:cs="Segoe UI Emoji"/>
-        </w:rPr>
-        <w:t>➡️</w:t>
-      </w:r>
-      <w:r>
-        <w:rPr>
-          <w:rFonts w:ascii="Roboto Mono" w:hAnsi="Roboto Mono"/>
-        </w:rPr>
-        <w:t xml:space="preserve"> </w:t>
+        <w:t>All human languages share certain fundamental features</w:t>
+      </w:r>
+      <w:r>
+        <w:rPr>
+          <w:rFonts w:ascii="Roboto Mono" w:hAnsi="Roboto Mono"/>
+        </w:rPr>
+        <w:t xml:space="preserve">, because they are all products of the </w:t>
       </w:r>
       <w:r>
         <w:rPr>
@@ -148,13 +162,39 @@
           <w:b/>
           <w:bCs/>
         </w:rPr>
-        <w:t>All human languages share certain fundamental features</w:t>
-      </w:r>
-      <w:r>
-        <w:rPr>
-          <w:rFonts w:ascii="Roboto Mono" w:hAnsi="Roboto Mono"/>
-        </w:rPr>
-        <w:t xml:space="preserve">, because they are all products of the </w:t>
+        <w:t>same human brain and cognitive system</w:t>
+      </w:r>
+      <w:r>
+        <w:rPr>
+          <w:rFonts w:ascii="Roboto Mono" w:hAnsi="Roboto Mono"/>
+        </w:rPr>
+        <w:t>.</w:t>
+      </w:r>
+    </w:p>
+    <w:p>
+      <w:pPr>
+        <w:rPr>
+          <w:rFonts w:ascii="Roboto Mono" w:hAnsi="Roboto Mono"/>
+        </w:rPr>
+      </w:pPr>
+      <w:r>
+        <w:rPr>
+          <w:rFonts w:ascii="Roboto Mono" w:hAnsi="Roboto Mono"/>
+        </w:rPr>
+        <w:t>In other words:</w:t>
+      </w:r>
+    </w:p>
+    <w:p>
+      <w:pPr>
+        <w:rPr>
+          <w:rFonts w:ascii="Roboto Mono" w:hAnsi="Roboto Mono"/>
+        </w:rPr>
+      </w:pPr>
+      <w:r>
+        <w:rPr>
+          <w:rFonts w:ascii="Roboto Mono" w:hAnsi="Roboto Mono"/>
+        </w:rPr>
+        <w:t xml:space="preserve">Despite differences in words and sounds, every language follows </w:t>
       </w:r>
       <w:r>
         <w:rPr>
@@ -162,46 +202,6 @@
           <w:b/>
           <w:bCs/>
         </w:rPr>
-        <w:t>same human brain and cognitive system</w:t>
-      </w:r>
-      <w:r>
-        <w:rPr>
-          <w:rFonts w:ascii="Roboto Mono" w:hAnsi="Roboto Mono"/>
-        </w:rPr>
-        <w:t>.</w:t>
-      </w:r>
-    </w:p>
-    <w:p>
-      <w:pPr>
-        <w:rPr>
-          <w:rFonts w:ascii="Roboto Mono" w:hAnsi="Roboto Mono"/>
-        </w:rPr>
-      </w:pPr>
-      <w:r>
-        <w:rPr>
-          <w:rFonts w:ascii="Roboto Mono" w:hAnsi="Roboto Mono"/>
-        </w:rPr>
-        <w:t>In other words:</w:t>
-      </w:r>
-    </w:p>
-    <w:p>
-      <w:pPr>
-        <w:rPr>
-          <w:rFonts w:ascii="Roboto Mono" w:hAnsi="Roboto Mono"/>
-        </w:rPr>
-      </w:pPr>
-      <w:r>
-        <w:rPr>
-          <w:rFonts w:ascii="Roboto Mono" w:hAnsi="Roboto Mono"/>
-        </w:rPr>
-        <w:t xml:space="preserve">Despite differences in words and sounds, every language follows </w:t>
-      </w:r>
-      <w:r>
-        <w:rPr>
-          <w:rFonts w:ascii="Roboto Mono" w:hAnsi="Roboto Mono"/>
-          <w:b/>
-          <w:bCs/>
-        </w:rPr>
         <w:t>universal principles</w:t>
       </w:r>
       <w:r>
@@ -221,7 +221,7 @@
         <w:rPr>
           <w:rFonts w:ascii="Roboto Mono" w:hAnsi="Roboto Mono"/>
         </w:rPr>
-        <w:pict w14:anchorId="4D2FBC78">
+        <w:pict>
           <v:rect id="_x0000_i1025" style="width:0;height:1.5pt" o:hralign="center" o:hrstd="t" o:hr="t" fillcolor="#a0a0a0" stroked="f"/>
         </w:pict>
       </w:r>
@@ -246,78 +246,78 @@
       </w:pPr>
       <w:r>
         <w:rPr>
-          <w:b/>
-          <w:shd w:val="clear" w:color="auto" w:fill="B7B7B7"/>
-        </w:rPr>
-        <w:t># Source</w:t>
-      </w:r>
-      <w:r>
-        <w:rPr>
-          <w:shd w:val="clear" w:color="auto" w:fill="B7B7B7"/>
-        </w:rPr>
-        <w:t xml:space="preserve">: </w:t>
-      </w:r>
-      <w:proofErr w:type="spellStart"/>
-      <w:r>
-        <w:rPr>
-          <w:b/>
-          <w:shd w:val="clear" w:color="auto" w:fill="B7B7B7"/>
-        </w:rPr>
-        <w:t>Chatgpt</w:t>
-      </w:r>
-      <w:proofErr w:type="spellEnd"/>
-      <w:r>
-        <w:rPr>
-          <w:b/>
-          <w:shd w:val="clear" w:color="auto" w:fill="B7B7B7"/>
-        </w:rPr>
-        <w:t xml:space="preserve"> </w:t>
-      </w:r>
-      <w:r>
-        <w:rPr>
-          <w:b/>
-          <w:sz w:val="14"/>
-          <w:szCs w:val="14"/>
-          <w:shd w:val="clear" w:color="auto" w:fill="B7B7B7"/>
-        </w:rPr>
-        <w:t>(</w:t>
-      </w:r>
-      <w:r>
-        <w:rPr>
-          <w:b/>
-          <w:sz w:val="14"/>
-          <w:szCs w:val="14"/>
-          <w:shd w:val="clear" w:color="auto" w:fill="B7B7B7"/>
-        </w:rPr>
-        <w:t>GPT</w:t>
-      </w:r>
-      <w:r>
-        <w:rPr>
-          <w:rFonts w:ascii="Cambria Math" w:hAnsi="Cambria Math" w:cs="Cambria Math"/>
-          <w:b/>
-          <w:sz w:val="14"/>
-          <w:szCs w:val="14"/>
-          <w:shd w:val="clear" w:color="auto" w:fill="B7B7B7"/>
+          <w:rFonts w:ascii="Arial" w:eastAsia="Arial" w:hAnsi="Arial" w:cs="Arial"/>
+          <w:b/>
+          <w:color w:val="000000"/>
+          <w:sz w:val="18"/>
+          <w:highlight w:val="lightGray"/>
+        </w:rPr>
+        <w:t># Source: AI Source: Provided by: [Data Path</w:t>
+      </w:r>
+      <w:r>
+        <w:rPr>
+          <w:rFonts w:ascii="Arial" w:eastAsia="Arial" w:hAnsi="Arial" w:cs="Arial"/>
+          <w:color w:val="000000"/>
+          <w:sz w:val="18"/>
+          <w:highlight w:val="lightGray"/>
+        </w:rPr>
+        <w:t xml:space="preserve">: Persons Table -&gt; ID Column: 1, Name_En Column: Motasem Essam] -&gt; </w:t>
+      </w:r>
+      <w:r>
+        <w:rPr>
+          <w:rFonts w:ascii="Arial" w:eastAsia="Arial" w:hAnsi="Arial" w:cs="Arial"/>
+          <w:b/>
+          <w:color w:val="000000"/>
+          <w:sz w:val="18"/>
+          <w:highlight w:val="lightGray"/>
+        </w:rPr>
+        <w:t>From:</w:t>
+      </w:r>
+      <w:r>
+        <w:rPr>
+          <w:rFonts w:ascii="Arial" w:eastAsia="Arial" w:hAnsi="Arial" w:cs="Arial"/>
+          <w:color w:val="000000"/>
+          <w:sz w:val="18"/>
+          <w:highlight w:val="lightGray"/>
+        </w:rPr>
+        <w:t xml:space="preserve"> [Chatgpt (GPT</w:t>
+      </w:r>
+      <w:r>
+        <w:rPr>
+          <w:rFonts w:ascii="Arial" w:eastAsia="Arial" w:hAnsi="Arial" w:cs="Cambria Math"/>
+          <w:color w:val="000000"/>
+          <w:sz w:val="18"/>
+          <w:highlight w:val="lightGray"/>
         </w:rPr>
         <w:t>‑</w:t>
       </w:r>
       <w:r>
         <w:rPr>
-          <w:b/>
-          <w:sz w:val="14"/>
-          <w:szCs w:val="14"/>
-          <w:shd w:val="clear" w:color="auto" w:fill="B7B7B7"/>
-        </w:rPr>
-        <w:t>5 Mini</w:t>
-      </w:r>
-      <w:r>
-        <w:rPr>
-          <w:b/>
-          <w:sz w:val="14"/>
-          <w:szCs w:val="14"/>
-          <w:shd w:val="clear" w:color="auto" w:fill="B7B7B7"/>
-        </w:rPr>
-        <w:t>) at [10/23/2025]</w:t>
+          <w:rFonts w:ascii="Arial" w:eastAsia="Arial" w:hAnsi="Arial" w:cs="Arial"/>
+          <w:color w:val="000000"/>
+          <w:sz w:val="18"/>
+          <w:highlight w:val="lightGray"/>
+        </w:rPr>
+        <w:t xml:space="preserve">5 Mini)] </w:t>
+      </w:r>
+      <w:r>
+        <w:rPr>
+          <w:rFonts w:ascii="Arial" w:eastAsia="Arial" w:hAnsi="Arial" w:cs="Arial"/>
+          <w:b/>
+          <w:color w:val="000000"/>
+          <w:sz w:val="18"/>
+          <w:highlight w:val="lightGray"/>
+        </w:rPr>
+        <w:t>on</w:t>
+      </w:r>
+      <w:r>
+        <w:rPr>
+          <w:rFonts w:ascii="Arial" w:eastAsia="Arial" w:hAnsi="Arial"/>
+          <w:b/>
+          <w:sz w:val="18"/>
+          <w:highlight w:val="lightGray"/>
+        </w:rPr>
+        <w:t xml:space="preserve"> [10/23/2025]</w:t>
       </w:r>
     </w:p>
     <w:p>
@@ -379,7 +379,7 @@
       <w:pPr>
         <w:numPr>
           <w:ilvl w:val="0"/>
-          <w:numId w:val="3"/>
+          <w:numId w:val="1"/>
         </w:numPr>
         <w:rPr>
           <w:rFonts w:ascii="Roboto Mono" w:hAnsi="Roboto Mono"/>
@@ -424,7 +424,7 @@
       <w:pPr>
         <w:numPr>
           <w:ilvl w:val="0"/>
-          <w:numId w:val="3"/>
+          <w:numId w:val="1"/>
         </w:numPr>
         <w:rPr>
           <w:rFonts w:ascii="Roboto Mono" w:hAnsi="Roboto Mono"/>
@@ -461,7 +461,7 @@
         <w:rPr>
           <w:rFonts w:ascii="Roboto Mono" w:hAnsi="Roboto Mono"/>
         </w:rPr>
-        <w:pict w14:anchorId="3B5E1405">
+        <w:pict>
           <v:rect id="_x0000_i1026" style="width:0;height:1.5pt" o:hralign="center" o:hrstd="t" o:hr="t" fillcolor="#a0a0a0" stroked="f"/>
         </w:pict>
       </w:r>
@@ -486,85 +486,85 @@
       </w:pPr>
       <w:r>
         <w:rPr>
-          <w:b/>
-          <w:shd w:val="clear" w:color="auto" w:fill="B7B7B7"/>
-        </w:rPr>
-        <w:t># Source</w:t>
-      </w:r>
-      <w:r>
-        <w:rPr>
-          <w:shd w:val="clear" w:color="auto" w:fill="B7B7B7"/>
-        </w:rPr>
-        <w:t xml:space="preserve">: </w:t>
-      </w:r>
-      <w:proofErr w:type="spellStart"/>
-      <w:r>
-        <w:rPr>
-          <w:b/>
-          <w:shd w:val="clear" w:color="auto" w:fill="B7B7B7"/>
-        </w:rPr>
-        <w:t>Chatgpt</w:t>
-      </w:r>
-      <w:proofErr w:type="spellEnd"/>
-      <w:r>
-        <w:rPr>
-          <w:b/>
-          <w:shd w:val="clear" w:color="auto" w:fill="B7B7B7"/>
-        </w:rPr>
-        <w:t xml:space="preserve"> </w:t>
-      </w:r>
-      <w:r>
-        <w:rPr>
-          <w:b/>
-          <w:sz w:val="14"/>
-          <w:szCs w:val="14"/>
-          <w:shd w:val="clear" w:color="auto" w:fill="B7B7B7"/>
-        </w:rPr>
-        <w:t>(</w:t>
-      </w:r>
-      <w:r>
-        <w:rPr>
-          <w:b/>
-          <w:sz w:val="14"/>
-          <w:szCs w:val="14"/>
-          <w:shd w:val="clear" w:color="auto" w:fill="B7B7B7"/>
-        </w:rPr>
-        <w:t>GPT</w:t>
-      </w:r>
-      <w:r>
-        <w:rPr>
-          <w:rFonts w:ascii="Cambria Math" w:hAnsi="Cambria Math" w:cs="Cambria Math"/>
-          <w:b/>
-          <w:sz w:val="14"/>
-          <w:szCs w:val="14"/>
-          <w:shd w:val="clear" w:color="auto" w:fill="B7B7B7"/>
+          <w:rFonts w:ascii="Arial" w:eastAsia="Arial" w:hAnsi="Arial" w:cs="Arial"/>
+          <w:b/>
+          <w:color w:val="000000"/>
+          <w:sz w:val="18"/>
+          <w:highlight w:val="lightGray"/>
+        </w:rPr>
+        <w:t># Source: AI Source: Provided by: [Data Path</w:t>
+      </w:r>
+      <w:r>
+        <w:rPr>
+          <w:rFonts w:ascii="Arial" w:eastAsia="Arial" w:hAnsi="Arial" w:cs="Arial"/>
+          <w:color w:val="000000"/>
+          <w:sz w:val="18"/>
+          <w:highlight w:val="lightGray"/>
+        </w:rPr>
+        <w:t xml:space="preserve">: Persons Table -&gt; ID Column: 1, Name_En Column: Motasem Essam] -&gt; </w:t>
+      </w:r>
+      <w:r>
+        <w:rPr>
+          <w:rFonts w:ascii="Arial" w:eastAsia="Arial" w:hAnsi="Arial" w:cs="Arial"/>
+          <w:b/>
+          <w:color w:val="000000"/>
+          <w:sz w:val="18"/>
+          <w:highlight w:val="lightGray"/>
+        </w:rPr>
+        <w:t>From:</w:t>
+      </w:r>
+      <w:r>
+        <w:rPr>
+          <w:rFonts w:ascii="Arial" w:eastAsia="Arial" w:hAnsi="Arial" w:cs="Arial"/>
+          <w:color w:val="000000"/>
+          <w:sz w:val="18"/>
+          <w:highlight w:val="lightGray"/>
+        </w:rPr>
+        <w:t xml:space="preserve"> [Chatgpt (GPT</w:t>
+      </w:r>
+      <w:r>
+        <w:rPr>
+          <w:rFonts w:ascii="Arial" w:eastAsia="Arial" w:hAnsi="Arial" w:cs="Cambria Math"/>
+          <w:color w:val="000000"/>
+          <w:sz w:val="18"/>
+          <w:highlight w:val="lightGray"/>
         </w:rPr>
         <w:t>‑</w:t>
       </w:r>
       <w:r>
         <w:rPr>
-          <w:b/>
-          <w:sz w:val="14"/>
-          <w:szCs w:val="14"/>
-          <w:shd w:val="clear" w:color="auto" w:fill="B7B7B7"/>
-        </w:rPr>
-        <w:t>5 Mini</w:t>
-      </w:r>
-      <w:r>
-        <w:rPr>
-          <w:b/>
-          <w:sz w:val="14"/>
-          <w:szCs w:val="14"/>
-          <w:shd w:val="clear" w:color="auto" w:fill="B7B7B7"/>
-        </w:rPr>
-        <w:t>) at [10/23/2025]</w:t>
+          <w:rFonts w:ascii="Arial" w:eastAsia="Arial" w:hAnsi="Arial" w:cs="Arial"/>
+          <w:color w:val="000000"/>
+          <w:sz w:val="18"/>
+          <w:highlight w:val="lightGray"/>
+        </w:rPr>
+        <w:t xml:space="preserve">5 Mini)] </w:t>
+      </w:r>
+      <w:r>
+        <w:rPr>
+          <w:rFonts w:ascii="Arial" w:eastAsia="Arial" w:hAnsi="Arial" w:cs="Arial"/>
+          <w:b/>
+          <w:color w:val="000000"/>
+          <w:sz w:val="18"/>
+          <w:highlight w:val="lightGray"/>
+        </w:rPr>
+        <w:t>on</w:t>
+      </w:r>
+      <w:r>
+        <w:rPr>
+          <w:rFonts w:ascii="Arial" w:eastAsia="Arial" w:hAnsi="Arial"/>
+          <w:b/>
+          <w:sz w:val="18"/>
+          <w:highlight w:val="lightGray"/>
+        </w:rPr>
+        <w:t xml:space="preserve"> [10/23/2025]</w:t>
       </w:r>
     </w:p>
     <w:p>
       <w:pPr>
         <w:numPr>
           <w:ilvl w:val="0"/>
-          <w:numId w:val="4"/>
+          <w:numId w:val="2"/>
         </w:numPr>
         <w:rPr>
           <w:rFonts w:ascii="Roboto Mono" w:hAnsi="Roboto Mono"/>
@@ -576,7 +576,6 @@
           <w:b/>
           <w:bCs/>
         </w:rPr>
-        <w:lastRenderedPageBreak/>
         <w:t>All languages have structure</w:t>
       </w:r>
       <w:r>
@@ -647,7 +646,7 @@
       <w:pPr>
         <w:numPr>
           <w:ilvl w:val="0"/>
-          <w:numId w:val="4"/>
+          <w:numId w:val="2"/>
         </w:numPr>
         <w:rPr>
           <w:rFonts w:ascii="Roboto Mono" w:hAnsi="Roboto Mono"/>
@@ -666,7 +665,7 @@
       <w:pPr>
         <w:numPr>
           <w:ilvl w:val="0"/>
-          <w:numId w:val="4"/>
+          <w:numId w:val="2"/>
         </w:numPr>
         <w:rPr>
           <w:rFonts w:ascii="Roboto Mono" w:hAnsi="Roboto Mono"/>
@@ -727,7 +726,7 @@
       <w:pPr>
         <w:numPr>
           <w:ilvl w:val="0"/>
-          <w:numId w:val="4"/>
+          <w:numId w:val="2"/>
         </w:numPr>
         <w:rPr>
           <w:rFonts w:ascii="Roboto Mono" w:hAnsi="Roboto Mono"/>
@@ -784,7 +783,7 @@
         <w:rPr>
           <w:rFonts w:ascii="Roboto Mono" w:hAnsi="Roboto Mono"/>
         </w:rPr>
-        <w:pict w14:anchorId="2332E826">
+        <w:pict>
           <v:rect id="_x0000_i1027" style="width:0;height:1.5pt" o:hralign="center" o:hrstd="t" o:hr="t" fillcolor="#a0a0a0" stroked="f"/>
         </w:pict>
       </w:r>
@@ -809,78 +808,78 @@
       </w:pPr>
       <w:r>
         <w:rPr>
-          <w:b/>
-          <w:shd w:val="clear" w:color="auto" w:fill="B7B7B7"/>
-        </w:rPr>
-        <w:t># Source</w:t>
-      </w:r>
-      <w:r>
-        <w:rPr>
-          <w:shd w:val="clear" w:color="auto" w:fill="B7B7B7"/>
-        </w:rPr>
-        <w:t xml:space="preserve">: </w:t>
-      </w:r>
-      <w:proofErr w:type="spellStart"/>
-      <w:r>
-        <w:rPr>
-          <w:b/>
-          <w:shd w:val="clear" w:color="auto" w:fill="B7B7B7"/>
-        </w:rPr>
-        <w:t>Chatgpt</w:t>
-      </w:r>
-      <w:proofErr w:type="spellEnd"/>
-      <w:r>
-        <w:rPr>
-          <w:b/>
-          <w:shd w:val="clear" w:color="auto" w:fill="B7B7B7"/>
-        </w:rPr>
-        <w:t xml:space="preserve"> </w:t>
-      </w:r>
-      <w:r>
-        <w:rPr>
-          <w:b/>
-          <w:sz w:val="14"/>
-          <w:szCs w:val="14"/>
-          <w:shd w:val="clear" w:color="auto" w:fill="B7B7B7"/>
-        </w:rPr>
-        <w:t>(</w:t>
-      </w:r>
-      <w:r>
-        <w:rPr>
-          <w:b/>
-          <w:sz w:val="14"/>
-          <w:szCs w:val="14"/>
-          <w:shd w:val="clear" w:color="auto" w:fill="B7B7B7"/>
-        </w:rPr>
-        <w:t>GPT</w:t>
-      </w:r>
-      <w:r>
-        <w:rPr>
-          <w:rFonts w:ascii="Cambria Math" w:hAnsi="Cambria Math" w:cs="Cambria Math"/>
-          <w:b/>
-          <w:sz w:val="14"/>
-          <w:szCs w:val="14"/>
-          <w:shd w:val="clear" w:color="auto" w:fill="B7B7B7"/>
+          <w:rFonts w:ascii="Arial" w:eastAsia="Arial" w:hAnsi="Arial" w:cs="Arial"/>
+          <w:b/>
+          <w:color w:val="000000"/>
+          <w:sz w:val="18"/>
+          <w:highlight w:val="lightGray"/>
+        </w:rPr>
+        <w:t># Source: AI Source: Provided by: [Data Path</w:t>
+      </w:r>
+      <w:r>
+        <w:rPr>
+          <w:rFonts w:ascii="Arial" w:eastAsia="Arial" w:hAnsi="Arial" w:cs="Arial"/>
+          <w:color w:val="000000"/>
+          <w:sz w:val="18"/>
+          <w:highlight w:val="lightGray"/>
+        </w:rPr>
+        <w:t xml:space="preserve">: Persons Table -&gt; ID Column: 1, Name_En Column: Motasem Essam] -&gt; </w:t>
+      </w:r>
+      <w:r>
+        <w:rPr>
+          <w:rFonts w:ascii="Arial" w:eastAsia="Arial" w:hAnsi="Arial" w:cs="Arial"/>
+          <w:b/>
+          <w:color w:val="000000"/>
+          <w:sz w:val="18"/>
+          <w:highlight w:val="lightGray"/>
+        </w:rPr>
+        <w:t>From:</w:t>
+      </w:r>
+      <w:r>
+        <w:rPr>
+          <w:rFonts w:ascii="Arial" w:eastAsia="Arial" w:hAnsi="Arial" w:cs="Arial"/>
+          <w:color w:val="000000"/>
+          <w:sz w:val="18"/>
+          <w:highlight w:val="lightGray"/>
+        </w:rPr>
+        <w:t xml:space="preserve"> [Chatgpt (GPT</w:t>
+      </w:r>
+      <w:r>
+        <w:rPr>
+          <w:rFonts w:ascii="Arial" w:eastAsia="Arial" w:hAnsi="Arial" w:cs="Cambria Math"/>
+          <w:color w:val="000000"/>
+          <w:sz w:val="18"/>
+          <w:highlight w:val="lightGray"/>
         </w:rPr>
         <w:t>‑</w:t>
       </w:r>
       <w:r>
         <w:rPr>
-          <w:b/>
-          <w:sz w:val="14"/>
-          <w:szCs w:val="14"/>
-          <w:shd w:val="clear" w:color="auto" w:fill="B7B7B7"/>
-        </w:rPr>
-        <w:t>5 Mini</w:t>
-      </w:r>
-      <w:r>
-        <w:rPr>
-          <w:b/>
-          <w:sz w:val="14"/>
-          <w:szCs w:val="14"/>
-          <w:shd w:val="clear" w:color="auto" w:fill="B7B7B7"/>
-        </w:rPr>
-        <w:t>) at [10/23/2025]</w:t>
+          <w:rFonts w:ascii="Arial" w:eastAsia="Arial" w:hAnsi="Arial" w:cs="Arial"/>
+          <w:color w:val="000000"/>
+          <w:sz w:val="18"/>
+          <w:highlight w:val="lightGray"/>
+        </w:rPr>
+        <w:t xml:space="preserve">5 Mini)] </w:t>
+      </w:r>
+      <w:r>
+        <w:rPr>
+          <w:rFonts w:ascii="Arial" w:eastAsia="Arial" w:hAnsi="Arial" w:cs="Arial"/>
+          <w:b/>
+          <w:color w:val="000000"/>
+          <w:sz w:val="18"/>
+          <w:highlight w:val="lightGray"/>
+        </w:rPr>
+        <w:t>on</w:t>
+      </w:r>
+      <w:r>
+        <w:rPr>
+          <w:rFonts w:ascii="Arial" w:eastAsia="Arial" w:hAnsi="Arial"/>
+          <w:b/>
+          <w:sz w:val="18"/>
+          <w:highlight w:val="lightGray"/>
+        </w:rPr>
+        <w:t xml:space="preserve"> [10/23/2025]</w:t>
       </w:r>
     </w:p>
     <w:p>
@@ -889,7 +888,7 @@
           <w:noProof/>
         </w:rPr>
         <w:drawing>
-          <wp:inline distT="0" distB="0" distL="0" distR="0" wp14:anchorId="324450FE" wp14:editId="7C8C12F9">
+          <wp:inline distT="0" distB="0" distL="0" distR="0" wp14:anchorId="0C146B2A" wp14:editId="065FEA53">
             <wp:extent cx="5943600" cy="1569720"/>
             <wp:effectExtent l="0" t="0" r="0" b="0"/>
             <wp:docPr id="2124039546" name="Picture 1"/>
@@ -1158,7 +1157,6 @@
                 <w:b/>
                 <w:bCs/>
               </w:rPr>
-              <w:lastRenderedPageBreak/>
               <w:t>Evidence</w:t>
             </w:r>
           </w:p>
@@ -1195,7 +1193,7 @@
         <w:rPr>
           <w:rFonts w:ascii="Roboto Mono" w:hAnsi="Roboto Mono"/>
         </w:rPr>
-        <w:pict w14:anchorId="7300B598">
+        <w:pict>
           <v:rect id="_x0000_i1028" style="width:0;height:1.5pt" o:hralign="center" o:hrstd="t" o:hr="t" fillcolor="#a0a0a0" stroked="f"/>
         </w:pict>
       </w:r>
@@ -1262,7 +1260,7 @@
         <w:rPr>
           <w:rFonts w:ascii="Roboto Mono" w:hAnsi="Roboto Mono"/>
         </w:rPr>
-        <w:pict w14:anchorId="7D438678">
+        <w:pict>
           <v:rect id="_x0000_i1029" style="width:0;height:1.5pt" o:hralign="center" o:hrstd="t" o:hr="t" fillcolor="#a0a0a0" stroked="f"/>
         </w:pict>
       </w:r>
@@ -1301,6 +1299,7 @@
         </w:rPr>
       </w:pPr>
     </w:p>
+    <w:p/>
     <w:sectPr>
       <w:pgSz w:w="12240" w:h="15840"/>
       <w:pgMar w:top="1440" w:right="1440" w:bottom="1440" w:left="1440" w:header="720" w:footer="720" w:gutter="0"/>
@@ -1314,119 +1313,6 @@
 <file path=word/numbering.xml><?xml version="1.0" encoding="utf-8"?>
 <w:numbering xmlns:wpc="http://schemas.microsoft.com/office/word/2010/wordprocessingCanvas" xmlns:cx="http://schemas.microsoft.com/office/drawing/2014/chartex" xmlns:cx1="http://schemas.microsoft.com/office/drawing/2015/9/8/chartex" xmlns:cx2="http://schemas.microsoft.com/office/drawing/2015/10/21/chartex" xmlns:cx3="http://schemas.microsoft.com/office/drawing/2016/5/9/chartex" xmlns:cx4="http://schemas.microsoft.com/office/drawing/2016/5/10/chartex" xmlns:cx5="http://schemas.microsoft.com/office/drawing/2016/5/11/chartex" xmlns:cx6="http://schemas.microsoft.com/office/drawing/2016/5/12/chartex" xmlns:cx7="http://schemas.microsoft.com/office/drawing/2016/5/13/chartex" xmlns:cx8="http://schemas.microsoft.com/office/drawing/2016/5/14/chartex" xmlns:mc="http://schemas.openxmlformats.org/markup-compatibility/2006" xmlns:aink="http://schemas.microsoft.com/office/drawing/2016/ink" xmlns:am3d="http://schemas.microsoft.com/office/drawing/2017/model3d" xmlns:o="urn:schemas-microsoft-com:office:office" xmlns:oel="http://schemas.microsoft.com/office/2019/extlst" xmlns:r="http://schemas.openxmlformats.org/officeDocument/2006/relationships" xmlns:m="http://schemas.openxmlformats.org/officeDocument/2006/math" xmlns:v="urn:schemas-microsoft-com:vml" xmlns:wp14="http://schemas.microsoft.com/office/word/2010/wordprocessingDrawing" xmlns:wp="http://schemas.openxmlformats.org/drawingml/2006/wordprocessingDrawing" xmlns:w10="urn:schemas-microsoft-com:office:word" xmlns:w="http://schemas.openxmlformats.org/wordprocessingml/2006/main" xmlns:w14="http://schemas.microsoft.com/office/word/2010/wordml" xmlns:w15="http://schemas.microsoft.com/office/word/2012/wordml" xmlns:w16cex="http://schemas.microsoft.com/office/word/2018/wordml/cex" xmlns:w16cid="http://schemas.microsoft.com/office/word/2016/wordml/cid" xmlns:w16="http://schemas.microsoft.com/office/word/2018/wordml" xmlns:w16du="http://schemas.microsoft.com/office/word/2023/wordml/word16du" xmlns:w16sdtdh="http://schemas.microsoft.com/office/word/2020/wordml/sdtdatahash" xmlns:w16sdtfl="http://schemas.microsoft.com/office/word/2024/wordml/sdtformatlock" xmlns:w16se="http://schemas.microsoft.com/office/word/2015/wordml/symex" xmlns:wpg="http://schemas.microsoft.com/office/word/2010/wordprocessingGroup" xmlns:wpi="http://schemas.microsoft.com/office/word/2010/wordprocessingInk" xmlns:wne="http://schemas.microsoft.com/office/word/2006/wordml" xmlns:wps="http://schemas.microsoft.com/office/word/2010/wordprocessingShape" mc:Ignorable="w14 w15 w16se w16cid w16 w16cex w16sdtdh w16sdtfl w16du wp14">
   <w:abstractNum w:abstractNumId="0" w15:restartNumberingAfterBreak="0">
-    <w:nsid w:val="0F927674"/>
-    <w:multiLevelType w:val="multilevel"/>
-    <w:tmpl w:val="026644CA"/>
-    <w:lvl w:ilvl="0">
-      <w:start w:val="1"/>
-      <w:numFmt w:val="decimal"/>
-      <w:lvlText w:val="%1."/>
-      <w:lvlJc w:val="left"/>
-      <w:pPr>
-        <w:tabs>
-          <w:tab w:val="num" w:pos="720"/>
-        </w:tabs>
-        <w:ind w:left="720" w:hanging="360"/>
-      </w:pPr>
-    </w:lvl>
-    <w:lvl w:ilvl="1" w:tentative="1">
-      <w:start w:val="1"/>
-      <w:numFmt w:val="decimal"/>
-      <w:lvlText w:val="%2."/>
-      <w:lvlJc w:val="left"/>
-      <w:pPr>
-        <w:tabs>
-          <w:tab w:val="num" w:pos="1440"/>
-        </w:tabs>
-        <w:ind w:left="1440" w:hanging="360"/>
-      </w:pPr>
-    </w:lvl>
-    <w:lvl w:ilvl="2" w:tentative="1">
-      <w:start w:val="1"/>
-      <w:numFmt w:val="decimal"/>
-      <w:lvlText w:val="%3."/>
-      <w:lvlJc w:val="left"/>
-      <w:pPr>
-        <w:tabs>
-          <w:tab w:val="num" w:pos="2160"/>
-        </w:tabs>
-        <w:ind w:left="2160" w:hanging="360"/>
-      </w:pPr>
-    </w:lvl>
-    <w:lvl w:ilvl="3" w:tentative="1">
-      <w:start w:val="1"/>
-      <w:numFmt w:val="decimal"/>
-      <w:lvlText w:val="%4."/>
-      <w:lvlJc w:val="left"/>
-      <w:pPr>
-        <w:tabs>
-          <w:tab w:val="num" w:pos="2880"/>
-        </w:tabs>
-        <w:ind w:left="2880" w:hanging="360"/>
-      </w:pPr>
-    </w:lvl>
-    <w:lvl w:ilvl="4" w:tentative="1">
-      <w:start w:val="1"/>
-      <w:numFmt w:val="decimal"/>
-      <w:lvlText w:val="%5."/>
-      <w:lvlJc w:val="left"/>
-      <w:pPr>
-        <w:tabs>
-          <w:tab w:val="num" w:pos="3600"/>
-        </w:tabs>
-        <w:ind w:left="3600" w:hanging="360"/>
-      </w:pPr>
-    </w:lvl>
-    <w:lvl w:ilvl="5" w:tentative="1">
-      <w:start w:val="1"/>
-      <w:numFmt w:val="decimal"/>
-      <w:lvlText w:val="%6."/>
-      <w:lvlJc w:val="left"/>
-      <w:pPr>
-        <w:tabs>
-          <w:tab w:val="num" w:pos="4320"/>
-        </w:tabs>
-        <w:ind w:left="4320" w:hanging="360"/>
-      </w:pPr>
-    </w:lvl>
-    <w:lvl w:ilvl="6" w:tentative="1">
-      <w:start w:val="1"/>
-      <w:numFmt w:val="decimal"/>
-      <w:lvlText w:val="%7."/>
-      <w:lvlJc w:val="left"/>
-      <w:pPr>
-        <w:tabs>
-          <w:tab w:val="num" w:pos="5040"/>
-        </w:tabs>
-        <w:ind w:left="5040" w:hanging="360"/>
-      </w:pPr>
-    </w:lvl>
-    <w:lvl w:ilvl="7" w:tentative="1">
-      <w:start w:val="1"/>
-      <w:numFmt w:val="decimal"/>
-      <w:lvlText w:val="%8."/>
-      <w:lvlJc w:val="left"/>
-      <w:pPr>
-        <w:tabs>
-          <w:tab w:val="num" w:pos="5760"/>
-        </w:tabs>
-        <w:ind w:left="5760" w:hanging="360"/>
-      </w:pPr>
-    </w:lvl>
-    <w:lvl w:ilvl="8" w:tentative="1">
-      <w:start w:val="1"/>
-      <w:numFmt w:val="decimal"/>
-      <w:lvlText w:val="%9."/>
-      <w:lvlJc w:val="left"/>
-      <w:pPr>
-        <w:tabs>
-          <w:tab w:val="num" w:pos="6480"/>
-        </w:tabs>
-        <w:ind w:left="6480" w:hanging="360"/>
-      </w:pPr>
-    </w:lvl>
-  </w:abstractNum>
-  <w:abstractNum w:abstractNumId="1" w15:restartNumberingAfterBreak="0">
     <w:nsid w:val="3D3723F0"/>
     <w:multiLevelType w:val="multilevel"/>
     <w:tmpl w:val="E730C138"/>
@@ -1539,7 +1425,7 @@
       </w:pPr>
     </w:lvl>
   </w:abstractNum>
-  <w:abstractNum w:abstractNumId="2" w15:restartNumberingAfterBreak="0">
+  <w:abstractNum w:abstractNumId="1" w15:restartNumberingAfterBreak="0">
     <w:nsid w:val="4E48725C"/>
     <w:multiLevelType w:val="multilevel"/>
     <w:tmpl w:val="19C4CEE6"/>
@@ -1688,166 +1574,11 @@
       </w:rPr>
     </w:lvl>
   </w:abstractNum>
-  <w:abstractNum w:abstractNumId="3" w15:restartNumberingAfterBreak="0">
-    <w:nsid w:val="5D3F7BDC"/>
-    <w:multiLevelType w:val="multilevel"/>
-    <w:tmpl w:val="E104E8BE"/>
-    <w:lvl w:ilvl="0">
-      <w:start w:val="1"/>
-      <w:numFmt w:val="bullet"/>
-      <w:lvlText w:val=""/>
-      <w:lvlJc w:val="left"/>
-      <w:pPr>
-        <w:tabs>
-          <w:tab w:val="num" w:pos="720"/>
-        </w:tabs>
-        <w:ind w:left="720" w:hanging="360"/>
-      </w:pPr>
-      <w:rPr>
-        <w:rFonts w:ascii="Symbol" w:hAnsi="Symbol" w:hint="default"/>
-        <w:sz w:val="20"/>
-      </w:rPr>
-    </w:lvl>
-    <w:lvl w:ilvl="1" w:tentative="1">
-      <w:start w:val="1"/>
-      <w:numFmt w:val="bullet"/>
-      <w:lvlText w:val="o"/>
-      <w:lvlJc w:val="left"/>
-      <w:pPr>
-        <w:tabs>
-          <w:tab w:val="num" w:pos="1440"/>
-        </w:tabs>
-        <w:ind w:left="1440" w:hanging="360"/>
-      </w:pPr>
-      <w:rPr>
-        <w:rFonts w:ascii="Courier New" w:hAnsi="Courier New" w:hint="default"/>
-        <w:sz w:val="20"/>
-      </w:rPr>
-    </w:lvl>
-    <w:lvl w:ilvl="2" w:tentative="1">
-      <w:start w:val="1"/>
-      <w:numFmt w:val="bullet"/>
-      <w:lvlText w:val=""/>
-      <w:lvlJc w:val="left"/>
-      <w:pPr>
-        <w:tabs>
-          <w:tab w:val="num" w:pos="2160"/>
-        </w:tabs>
-        <w:ind w:left="2160" w:hanging="360"/>
-      </w:pPr>
-      <w:rPr>
-        <w:rFonts w:ascii="Wingdings" w:hAnsi="Wingdings" w:hint="default"/>
-        <w:sz w:val="20"/>
-      </w:rPr>
-    </w:lvl>
-    <w:lvl w:ilvl="3" w:tentative="1">
-      <w:start w:val="1"/>
-      <w:numFmt w:val="bullet"/>
-      <w:lvlText w:val=""/>
-      <w:lvlJc w:val="left"/>
-      <w:pPr>
-        <w:tabs>
-          <w:tab w:val="num" w:pos="2880"/>
-        </w:tabs>
-        <w:ind w:left="2880" w:hanging="360"/>
-      </w:pPr>
-      <w:rPr>
-        <w:rFonts w:ascii="Wingdings" w:hAnsi="Wingdings" w:hint="default"/>
-        <w:sz w:val="20"/>
-      </w:rPr>
-    </w:lvl>
-    <w:lvl w:ilvl="4" w:tentative="1">
-      <w:start w:val="1"/>
-      <w:numFmt w:val="bullet"/>
-      <w:lvlText w:val=""/>
-      <w:lvlJc w:val="left"/>
-      <w:pPr>
-        <w:tabs>
-          <w:tab w:val="num" w:pos="3600"/>
-        </w:tabs>
-        <w:ind w:left="3600" w:hanging="360"/>
-      </w:pPr>
-      <w:rPr>
-        <w:rFonts w:ascii="Wingdings" w:hAnsi="Wingdings" w:hint="default"/>
-        <w:sz w:val="20"/>
-      </w:rPr>
-    </w:lvl>
-    <w:lvl w:ilvl="5" w:tentative="1">
-      <w:start w:val="1"/>
-      <w:numFmt w:val="bullet"/>
-      <w:lvlText w:val=""/>
-      <w:lvlJc w:val="left"/>
-      <w:pPr>
-        <w:tabs>
-          <w:tab w:val="num" w:pos="4320"/>
-        </w:tabs>
-        <w:ind w:left="4320" w:hanging="360"/>
-      </w:pPr>
-      <w:rPr>
-        <w:rFonts w:ascii="Wingdings" w:hAnsi="Wingdings" w:hint="default"/>
-        <w:sz w:val="20"/>
-      </w:rPr>
-    </w:lvl>
-    <w:lvl w:ilvl="6" w:tentative="1">
-      <w:start w:val="1"/>
-      <w:numFmt w:val="bullet"/>
-      <w:lvlText w:val=""/>
-      <w:lvlJc w:val="left"/>
-      <w:pPr>
-        <w:tabs>
-          <w:tab w:val="num" w:pos="5040"/>
-        </w:tabs>
-        <w:ind w:left="5040" w:hanging="360"/>
-      </w:pPr>
-      <w:rPr>
-        <w:rFonts w:ascii="Wingdings" w:hAnsi="Wingdings" w:hint="default"/>
-        <w:sz w:val="20"/>
-      </w:rPr>
-    </w:lvl>
-    <w:lvl w:ilvl="7" w:tentative="1">
-      <w:start w:val="1"/>
-      <w:numFmt w:val="bullet"/>
-      <w:lvlText w:val=""/>
-      <w:lvlJc w:val="left"/>
-      <w:pPr>
-        <w:tabs>
-          <w:tab w:val="num" w:pos="5760"/>
-        </w:tabs>
-        <w:ind w:left="5760" w:hanging="360"/>
-      </w:pPr>
-      <w:rPr>
-        <w:rFonts w:ascii="Wingdings" w:hAnsi="Wingdings" w:hint="default"/>
-        <w:sz w:val="20"/>
-      </w:rPr>
-    </w:lvl>
-    <w:lvl w:ilvl="8" w:tentative="1">
-      <w:start w:val="1"/>
-      <w:numFmt w:val="bullet"/>
-      <w:lvlText w:val=""/>
-      <w:lvlJc w:val="left"/>
-      <w:pPr>
-        <w:tabs>
-          <w:tab w:val="num" w:pos="6480"/>
-        </w:tabs>
-        <w:ind w:left="6480" w:hanging="360"/>
-      </w:pPr>
-      <w:rPr>
-        <w:rFonts w:ascii="Wingdings" w:hAnsi="Wingdings" w:hint="default"/>
-        <w:sz w:val="20"/>
-      </w:rPr>
-    </w:lvl>
-  </w:abstractNum>
-  <w:num w:numId="1" w16cid:durableId="1136945415">
-    <w:abstractNumId w:val="3"/>
+  <w:num w:numId="1" w16cid:durableId="1868909133">
+    <w:abstractNumId w:val="1"/>
   </w:num>
-  <w:num w:numId="2" w16cid:durableId="907806615">
+  <w:num w:numId="2" w16cid:durableId="456917735">
     <w:abstractNumId w:val="0"/>
-  </w:num>
-  <w:num w:numId="3" w16cid:durableId="1868909133">
-    <w:abstractNumId w:val="2"/>
-  </w:num>
-  <w:num w:numId="4" w16cid:durableId="456917735">
-    <w:abstractNumId w:val="1"/>
   </w:num>
 </w:numbering>
 </file>
@@ -2252,7 +1983,6 @@
   <w:style w:type="paragraph" w:default="1" w:styleId="Normal">
     <w:name w:val="Normal"/>
     <w:qFormat/>
-    <w:rsid w:val="00567B06"/>
   </w:style>
   <w:style w:type="paragraph" w:styleId="Heading1">
     <w:name w:val="heading 1"/>
@@ -2261,7 +1991,7 @@
     <w:link w:val="Heading1Char"/>
     <w:uiPriority w:val="9"/>
     <w:qFormat/>
-    <w:rsid w:val="00734E17"/>
+    <w:rsid w:val="00184510"/>
     <w:pPr>
       <w:keepNext/>
       <w:keepLines/>
@@ -2283,7 +2013,7 @@
     <w:uiPriority w:val="9"/>
     <w:unhideWhenUsed/>
     <w:qFormat/>
-    <w:rsid w:val="00734E17"/>
+    <w:rsid w:val="00184510"/>
     <w:pPr>
       <w:keepNext/>
       <w:keepLines/>
@@ -2306,7 +2036,7 @@
     <w:semiHidden/>
     <w:unhideWhenUsed/>
     <w:qFormat/>
-    <w:rsid w:val="00734E17"/>
+    <w:rsid w:val="00184510"/>
     <w:pPr>
       <w:keepNext/>
       <w:keepLines/>
@@ -2329,7 +2059,7 @@
     <w:semiHidden/>
     <w:unhideWhenUsed/>
     <w:qFormat/>
-    <w:rsid w:val="00734E17"/>
+    <w:rsid w:val="00184510"/>
     <w:pPr>
       <w:keepNext/>
       <w:keepLines/>
@@ -2352,7 +2082,7 @@
     <w:semiHidden/>
     <w:unhideWhenUsed/>
     <w:qFormat/>
-    <w:rsid w:val="00734E17"/>
+    <w:rsid w:val="00184510"/>
     <w:pPr>
       <w:keepNext/>
       <w:keepLines/>
@@ -2373,7 +2103,7 @@
     <w:semiHidden/>
     <w:unhideWhenUsed/>
     <w:qFormat/>
-    <w:rsid w:val="00734E17"/>
+    <w:rsid w:val="00184510"/>
     <w:pPr>
       <w:keepNext/>
       <w:keepLines/>
@@ -2396,7 +2126,7 @@
     <w:semiHidden/>
     <w:unhideWhenUsed/>
     <w:qFormat/>
-    <w:rsid w:val="00734E17"/>
+    <w:rsid w:val="00184510"/>
     <w:pPr>
       <w:keepNext/>
       <w:keepLines/>
@@ -2417,7 +2147,7 @@
     <w:semiHidden/>
     <w:unhideWhenUsed/>
     <w:qFormat/>
-    <w:rsid w:val="00734E17"/>
+    <w:rsid w:val="00184510"/>
     <w:pPr>
       <w:keepNext/>
       <w:keepLines/>
@@ -2440,7 +2170,7 @@
     <w:semiHidden/>
     <w:unhideWhenUsed/>
     <w:qFormat/>
-    <w:rsid w:val="00734E17"/>
+    <w:rsid w:val="00184510"/>
     <w:pPr>
       <w:keepNext/>
       <w:keepLines/>
@@ -2484,7 +2214,7 @@
     <w:basedOn w:val="DefaultParagraphFont"/>
     <w:link w:val="Heading1"/>
     <w:uiPriority w:val="9"/>
-    <w:rsid w:val="00734E17"/>
+    <w:rsid w:val="00184510"/>
     <w:rPr>
       <w:rFonts w:asciiTheme="majorHAnsi" w:eastAsiaTheme="majorEastAsia" w:hAnsiTheme="majorHAnsi" w:cstheme="majorBidi"/>
       <w:color w:val="2F5496" w:themeColor="accent1" w:themeShade="BF"/>
@@ -2497,7 +2227,7 @@
     <w:basedOn w:val="DefaultParagraphFont"/>
     <w:link w:val="Heading2"/>
     <w:uiPriority w:val="9"/>
-    <w:rsid w:val="00734E17"/>
+    <w:rsid w:val="00184510"/>
     <w:rPr>
       <w:rFonts w:asciiTheme="majorHAnsi" w:eastAsiaTheme="majorEastAsia" w:hAnsiTheme="majorHAnsi" w:cstheme="majorBidi"/>
       <w:color w:val="2F5496" w:themeColor="accent1" w:themeShade="BF"/>
@@ -2511,7 +2241,7 @@
     <w:link w:val="Heading3"/>
     <w:uiPriority w:val="9"/>
     <w:semiHidden/>
-    <w:rsid w:val="00734E17"/>
+    <w:rsid w:val="00184510"/>
     <w:rPr>
       <w:rFonts w:eastAsiaTheme="majorEastAsia" w:cstheme="majorBidi"/>
       <w:color w:val="2F5496" w:themeColor="accent1" w:themeShade="BF"/>
@@ -2525,7 +2255,7 @@
     <w:link w:val="Heading4"/>
     <w:uiPriority w:val="9"/>
     <w:semiHidden/>
-    <w:rsid w:val="00734E17"/>
+    <w:rsid w:val="00184510"/>
     <w:rPr>
       <w:rFonts w:eastAsiaTheme="majorEastAsia" w:cstheme="majorBidi"/>
       <w:i/>
@@ -2539,7 +2269,7 @@
     <w:link w:val="Heading5"/>
     <w:uiPriority w:val="9"/>
     <w:semiHidden/>
-    <w:rsid w:val="00734E17"/>
+    <w:rsid w:val="00184510"/>
     <w:rPr>
       <w:rFonts w:eastAsiaTheme="majorEastAsia" w:cstheme="majorBidi"/>
       <w:color w:val="2F5496" w:themeColor="accent1" w:themeShade="BF"/>
@@ -2551,7 +2281,7 @@
     <w:link w:val="Heading6"/>
     <w:uiPriority w:val="9"/>
     <w:semiHidden/>
-    <w:rsid w:val="00734E17"/>
+    <w:rsid w:val="00184510"/>
     <w:rPr>
       <w:rFonts w:eastAsiaTheme="majorEastAsia" w:cstheme="majorBidi"/>
       <w:i/>
@@ -2565,7 +2295,7 @@
     <w:link w:val="Heading7"/>
     <w:uiPriority w:val="9"/>
     <w:semiHidden/>
-    <w:rsid w:val="00734E17"/>
+    <w:rsid w:val="00184510"/>
     <w:rPr>
       <w:rFonts w:eastAsiaTheme="majorEastAsia" w:cstheme="majorBidi"/>
       <w:color w:val="595959" w:themeColor="text1" w:themeTint="A6"/>
@@ -2577,7 +2307,7 @@
     <w:link w:val="Heading8"/>
     <w:uiPriority w:val="9"/>
     <w:semiHidden/>
-    <w:rsid w:val="00734E17"/>
+    <w:rsid w:val="00184510"/>
     <w:rPr>
       <w:rFonts w:eastAsiaTheme="majorEastAsia" w:cstheme="majorBidi"/>
       <w:i/>
@@ -2591,7 +2321,7 @@
     <w:link w:val="Heading9"/>
     <w:uiPriority w:val="9"/>
     <w:semiHidden/>
-    <w:rsid w:val="00734E17"/>
+    <w:rsid w:val="00184510"/>
     <w:rPr>
       <w:rFonts w:eastAsiaTheme="majorEastAsia" w:cstheme="majorBidi"/>
       <w:color w:val="272727" w:themeColor="text1" w:themeTint="D8"/>
@@ -2604,7 +2334,7 @@
     <w:link w:val="TitleChar"/>
     <w:uiPriority w:val="10"/>
     <w:qFormat/>
-    <w:rsid w:val="00734E17"/>
+    <w:rsid w:val="00184510"/>
     <w:pPr>
       <w:spacing w:after="80" w:line="240" w:lineRule="auto"/>
       <w:contextualSpacing/>
@@ -2622,7 +2352,7 @@
     <w:basedOn w:val="DefaultParagraphFont"/>
     <w:link w:val="Title"/>
     <w:uiPriority w:val="10"/>
-    <w:rsid w:val="00734E17"/>
+    <w:rsid w:val="00184510"/>
     <w:rPr>
       <w:rFonts w:asciiTheme="majorHAnsi" w:eastAsiaTheme="majorEastAsia" w:hAnsiTheme="majorHAnsi" w:cstheme="majorBidi"/>
       <w:spacing w:val="-10"/>
@@ -2638,7 +2368,7 @@
     <w:link w:val="SubtitleChar"/>
     <w:uiPriority w:val="11"/>
     <w:qFormat/>
-    <w:rsid w:val="00734E17"/>
+    <w:rsid w:val="00184510"/>
     <w:pPr>
       <w:numPr>
         <w:ilvl w:val="1"/>
@@ -2657,7 +2387,7 @@
     <w:basedOn w:val="DefaultParagraphFont"/>
     <w:link w:val="Subtitle"/>
     <w:uiPriority w:val="11"/>
-    <w:rsid w:val="00734E17"/>
+    <w:rsid w:val="00184510"/>
     <w:rPr>
       <w:rFonts w:eastAsiaTheme="majorEastAsia" w:cstheme="majorBidi"/>
       <w:color w:val="595959" w:themeColor="text1" w:themeTint="A6"/>
@@ -2673,7 +2403,7 @@
     <w:link w:val="QuoteChar"/>
     <w:uiPriority w:val="29"/>
     <w:qFormat/>
-    <w:rsid w:val="00734E17"/>
+    <w:rsid w:val="00184510"/>
     <w:pPr>
       <w:spacing w:before="160"/>
       <w:jc w:val="center"/>
@@ -2689,7 +2419,7 @@
     <w:basedOn w:val="DefaultParagraphFont"/>
     <w:link w:val="Quote"/>
     <w:uiPriority w:val="29"/>
-    <w:rsid w:val="00734E17"/>
+    <w:rsid w:val="00184510"/>
     <w:rPr>
       <w:i/>
       <w:iCs/>
@@ -2701,7 +2431,7 @@
     <w:basedOn w:val="Normal"/>
     <w:uiPriority w:val="34"/>
     <w:qFormat/>
-    <w:rsid w:val="00734E17"/>
+    <w:rsid w:val="00184510"/>
     <w:pPr>
       <w:ind w:left="720"/>
       <w:contextualSpacing/>
@@ -2712,7 +2442,7 @@
     <w:basedOn w:val="DefaultParagraphFont"/>
     <w:uiPriority w:val="21"/>
     <w:qFormat/>
-    <w:rsid w:val="00734E17"/>
+    <w:rsid w:val="00184510"/>
     <w:rPr>
       <w:i/>
       <w:iCs/>
@@ -2726,7 +2456,7 @@
     <w:link w:val="IntenseQuoteChar"/>
     <w:uiPriority w:val="30"/>
     <w:qFormat/>
-    <w:rsid w:val="00734E17"/>
+    <w:rsid w:val="00184510"/>
     <w:pPr>
       <w:pBdr>
         <w:top w:val="single" w:sz="4" w:space="10" w:color="2F5496" w:themeColor="accent1" w:themeShade="BF"/>
@@ -2747,7 +2477,7 @@
     <w:basedOn w:val="DefaultParagraphFont"/>
     <w:link w:val="IntenseQuote"/>
     <w:uiPriority w:val="30"/>
-    <w:rsid w:val="00734E17"/>
+    <w:rsid w:val="00184510"/>
     <w:rPr>
       <w:i/>
       <w:iCs/>
@@ -2759,7 +2489,7 @@
     <w:basedOn w:val="DefaultParagraphFont"/>
     <w:uiPriority w:val="32"/>
     <w:qFormat/>
-    <w:rsid w:val="00734E17"/>
+    <w:rsid w:val="00184510"/>
     <w:rPr>
       <w:b/>
       <w:bCs/>

--- a/Knowledge/2-Science/3-Social science/1-Linguistics/0-Intro to Linguistics/5-My Source/4-Universality of Human Language.docx
+++ b/Knowledge/2-Science/3-Social science/1-Linguistics/0-Intro to Linguistics/5-My Source/4-Universality of Human Language.docx
@@ -39,7 +39,27 @@
           <w:sz w:val="18"/>
           <w:highlight w:val="lightGray"/>
         </w:rPr>
-        <w:t xml:space="preserve">: Persons Table -&gt; ID Column: 1, Name_En Column: Motasem Essam] -&gt; </w:t>
+        <w:t xml:space="preserve">: Persons Table -&gt; ID Column: 1, </w:t>
+      </w:r>
+      <w:proofErr w:type="spellStart"/>
+      <w:r>
+        <w:rPr>
+          <w:rFonts w:ascii="Arial" w:eastAsia="Arial" w:hAnsi="Arial" w:cs="Arial"/>
+          <w:color w:val="000000"/>
+          <w:sz w:val="18"/>
+          <w:highlight w:val="lightGray"/>
+        </w:rPr>
+        <w:t>Name_En</w:t>
+      </w:r>
+      <w:proofErr w:type="spellEnd"/>
+      <w:r>
+        <w:rPr>
+          <w:rFonts w:ascii="Arial" w:eastAsia="Arial" w:hAnsi="Arial" w:cs="Arial"/>
+          <w:color w:val="000000"/>
+          <w:sz w:val="18"/>
+          <w:highlight w:val="lightGray"/>
+        </w:rPr>
+        <w:t xml:space="preserve"> Column: Motasem Essam] -&gt; </w:t>
       </w:r>
       <w:r>
         <w:rPr>
@@ -58,7 +78,27 @@
           <w:sz w:val="18"/>
           <w:highlight w:val="lightGray"/>
         </w:rPr>
-        <w:t xml:space="preserve"> [Chatgpt (GPT</w:t>
+        <w:t xml:space="preserve"> [</w:t>
+      </w:r>
+      <w:proofErr w:type="spellStart"/>
+      <w:r>
+        <w:rPr>
+          <w:rFonts w:ascii="Arial" w:eastAsia="Arial" w:hAnsi="Arial" w:cs="Arial"/>
+          <w:color w:val="000000"/>
+          <w:sz w:val="18"/>
+          <w:highlight w:val="lightGray"/>
+        </w:rPr>
+        <w:t>Chatgpt</w:t>
+      </w:r>
+      <w:proofErr w:type="spellEnd"/>
+      <w:r>
+        <w:rPr>
+          <w:rFonts w:ascii="Arial" w:eastAsia="Arial" w:hAnsi="Arial" w:cs="Arial"/>
+          <w:color w:val="000000"/>
+          <w:sz w:val="18"/>
+          <w:highlight w:val="lightGray"/>
+        </w:rPr>
+        <w:t xml:space="preserve"> (GPT</w:t>
       </w:r>
       <w:r>
         <w:rPr>
@@ -95,7 +135,16 @@
           <w:sz w:val="18"/>
           <w:highlight w:val="lightGray"/>
         </w:rPr>
-        <w:t xml:space="preserve"> [10/23/2025]</w:t>
+        <w:t xml:space="preserve"> </w:t>
+      </w:r>
+      <w:r>
+        <w:rPr>
+          <w:rFonts w:ascii="Arial" w:eastAsia="Arial" w:hAnsi="Arial"/>
+          <w:bCs/>
+          <w:sz w:val="18"/>
+          <w:highlight w:val="lightGray"/>
+        </w:rPr>
+        <w:t>[10/23/2025]</w:t>
       </w:r>
     </w:p>
     <w:p>
@@ -221,7 +270,7 @@
         <w:rPr>
           <w:rFonts w:ascii="Roboto Mono" w:hAnsi="Roboto Mono"/>
         </w:rPr>
-        <w:pict>
+        <w:pict w14:anchorId="28168791">
           <v:rect id="_x0000_i1025" style="width:0;height:1.5pt" o:hralign="center" o:hrstd="t" o:hr="t" fillcolor="#a0a0a0" stroked="f"/>
         </w:pict>
       </w:r>
@@ -261,7 +310,27 @@
           <w:sz w:val="18"/>
           <w:highlight w:val="lightGray"/>
         </w:rPr>
-        <w:t xml:space="preserve">: Persons Table -&gt; ID Column: 1, Name_En Column: Motasem Essam] -&gt; </w:t>
+        <w:t xml:space="preserve">: Persons Table -&gt; ID Column: 1, </w:t>
+      </w:r>
+      <w:proofErr w:type="spellStart"/>
+      <w:r>
+        <w:rPr>
+          <w:rFonts w:ascii="Arial" w:eastAsia="Arial" w:hAnsi="Arial" w:cs="Arial"/>
+          <w:color w:val="000000"/>
+          <w:sz w:val="18"/>
+          <w:highlight w:val="lightGray"/>
+        </w:rPr>
+        <w:t>Name_En</w:t>
+      </w:r>
+      <w:proofErr w:type="spellEnd"/>
+      <w:r>
+        <w:rPr>
+          <w:rFonts w:ascii="Arial" w:eastAsia="Arial" w:hAnsi="Arial" w:cs="Arial"/>
+          <w:color w:val="000000"/>
+          <w:sz w:val="18"/>
+          <w:highlight w:val="lightGray"/>
+        </w:rPr>
+        <w:t xml:space="preserve"> Column: Motasem Essam] -&gt; </w:t>
       </w:r>
       <w:r>
         <w:rPr>
@@ -280,7 +349,27 @@
           <w:sz w:val="18"/>
           <w:highlight w:val="lightGray"/>
         </w:rPr>
-        <w:t xml:space="preserve"> [Chatgpt (GPT</w:t>
+        <w:t xml:space="preserve"> [</w:t>
+      </w:r>
+      <w:proofErr w:type="spellStart"/>
+      <w:r>
+        <w:rPr>
+          <w:rFonts w:ascii="Arial" w:eastAsia="Arial" w:hAnsi="Arial" w:cs="Arial"/>
+          <w:color w:val="000000"/>
+          <w:sz w:val="18"/>
+          <w:highlight w:val="lightGray"/>
+        </w:rPr>
+        <w:t>Chatgpt</w:t>
+      </w:r>
+      <w:proofErr w:type="spellEnd"/>
+      <w:r>
+        <w:rPr>
+          <w:rFonts w:ascii="Arial" w:eastAsia="Arial" w:hAnsi="Arial" w:cs="Arial"/>
+          <w:color w:val="000000"/>
+          <w:sz w:val="18"/>
+          <w:highlight w:val="lightGray"/>
+        </w:rPr>
+        <w:t xml:space="preserve"> (GPT</w:t>
       </w:r>
       <w:r>
         <w:rPr>
@@ -317,7 +406,16 @@
           <w:sz w:val="18"/>
           <w:highlight w:val="lightGray"/>
         </w:rPr>
-        <w:t xml:space="preserve"> [10/23/2025]</w:t>
+        <w:t xml:space="preserve"> </w:t>
+      </w:r>
+      <w:r>
+        <w:rPr>
+          <w:rFonts w:ascii="Arial" w:eastAsia="Arial" w:hAnsi="Arial"/>
+          <w:bCs/>
+          <w:sz w:val="18"/>
+          <w:highlight w:val="lightGray"/>
+        </w:rPr>
+        <w:t>[10/23/2025]</w:t>
       </w:r>
     </w:p>
     <w:p>
@@ -461,7 +559,7 @@
         <w:rPr>
           <w:rFonts w:ascii="Roboto Mono" w:hAnsi="Roboto Mono"/>
         </w:rPr>
-        <w:pict>
+        <w:pict w14:anchorId="035B96E7">
           <v:rect id="_x0000_i1026" style="width:0;height:1.5pt" o:hralign="center" o:hrstd="t" o:hr="t" fillcolor="#a0a0a0" stroked="f"/>
         </w:pict>
       </w:r>
@@ -501,7 +599,27 @@
           <w:sz w:val="18"/>
           <w:highlight w:val="lightGray"/>
         </w:rPr>
-        <w:t xml:space="preserve">: Persons Table -&gt; ID Column: 1, Name_En Column: Motasem Essam] -&gt; </w:t>
+        <w:t xml:space="preserve">: Persons Table -&gt; ID Column: 1, </w:t>
+      </w:r>
+      <w:proofErr w:type="spellStart"/>
+      <w:r>
+        <w:rPr>
+          <w:rFonts w:ascii="Arial" w:eastAsia="Arial" w:hAnsi="Arial" w:cs="Arial"/>
+          <w:color w:val="000000"/>
+          <w:sz w:val="18"/>
+          <w:highlight w:val="lightGray"/>
+        </w:rPr>
+        <w:t>Name_En</w:t>
+      </w:r>
+      <w:proofErr w:type="spellEnd"/>
+      <w:r>
+        <w:rPr>
+          <w:rFonts w:ascii="Arial" w:eastAsia="Arial" w:hAnsi="Arial" w:cs="Arial"/>
+          <w:color w:val="000000"/>
+          <w:sz w:val="18"/>
+          <w:highlight w:val="lightGray"/>
+        </w:rPr>
+        <w:t xml:space="preserve"> Column: Motasem Essam] -&gt; </w:t>
       </w:r>
       <w:r>
         <w:rPr>
@@ -520,7 +638,27 @@
           <w:sz w:val="18"/>
           <w:highlight w:val="lightGray"/>
         </w:rPr>
-        <w:t xml:space="preserve"> [Chatgpt (GPT</w:t>
+        <w:t xml:space="preserve"> [</w:t>
+      </w:r>
+      <w:proofErr w:type="spellStart"/>
+      <w:r>
+        <w:rPr>
+          <w:rFonts w:ascii="Arial" w:eastAsia="Arial" w:hAnsi="Arial" w:cs="Arial"/>
+          <w:color w:val="000000"/>
+          <w:sz w:val="18"/>
+          <w:highlight w:val="lightGray"/>
+        </w:rPr>
+        <w:t>Chatgpt</w:t>
+      </w:r>
+      <w:proofErr w:type="spellEnd"/>
+      <w:r>
+        <w:rPr>
+          <w:rFonts w:ascii="Arial" w:eastAsia="Arial" w:hAnsi="Arial" w:cs="Arial"/>
+          <w:color w:val="000000"/>
+          <w:sz w:val="18"/>
+          <w:highlight w:val="lightGray"/>
+        </w:rPr>
+        <w:t xml:space="preserve"> (GPT</w:t>
       </w:r>
       <w:r>
         <w:rPr>
@@ -557,7 +695,16 @@
           <w:sz w:val="18"/>
           <w:highlight w:val="lightGray"/>
         </w:rPr>
-        <w:t xml:space="preserve"> [10/23/2025]</w:t>
+        <w:t xml:space="preserve"> </w:t>
+      </w:r>
+      <w:r>
+        <w:rPr>
+          <w:rFonts w:ascii="Arial" w:eastAsia="Arial" w:hAnsi="Arial"/>
+          <w:bCs/>
+          <w:sz w:val="18"/>
+          <w:highlight w:val="lightGray"/>
+        </w:rPr>
+        <w:t>[10/23/2025]</w:t>
       </w:r>
     </w:p>
     <w:p>
@@ -576,6 +723,7 @@
           <w:b/>
           <w:bCs/>
         </w:rPr>
+        <w:lastRenderedPageBreak/>
         <w:t>All languages have structure</w:t>
       </w:r>
       <w:r>
@@ -783,7 +931,7 @@
         <w:rPr>
           <w:rFonts w:ascii="Roboto Mono" w:hAnsi="Roboto Mono"/>
         </w:rPr>
-        <w:pict>
+        <w:pict w14:anchorId="6BB8D6FF">
           <v:rect id="_x0000_i1027" style="width:0;height:1.5pt" o:hralign="center" o:hrstd="t" o:hr="t" fillcolor="#a0a0a0" stroked="f"/>
         </w:pict>
       </w:r>
@@ -823,7 +971,27 @@
           <w:sz w:val="18"/>
           <w:highlight w:val="lightGray"/>
         </w:rPr>
-        <w:t xml:space="preserve">: Persons Table -&gt; ID Column: 1, Name_En Column: Motasem Essam] -&gt; </w:t>
+        <w:t xml:space="preserve">: Persons Table -&gt; ID Column: 1, </w:t>
+      </w:r>
+      <w:proofErr w:type="spellStart"/>
+      <w:r>
+        <w:rPr>
+          <w:rFonts w:ascii="Arial" w:eastAsia="Arial" w:hAnsi="Arial" w:cs="Arial"/>
+          <w:color w:val="000000"/>
+          <w:sz w:val="18"/>
+          <w:highlight w:val="lightGray"/>
+        </w:rPr>
+        <w:t>Name_En</w:t>
+      </w:r>
+      <w:proofErr w:type="spellEnd"/>
+      <w:r>
+        <w:rPr>
+          <w:rFonts w:ascii="Arial" w:eastAsia="Arial" w:hAnsi="Arial" w:cs="Arial"/>
+          <w:color w:val="000000"/>
+          <w:sz w:val="18"/>
+          <w:highlight w:val="lightGray"/>
+        </w:rPr>
+        <w:t xml:space="preserve"> Column: Motasem Essam] -&gt; </w:t>
       </w:r>
       <w:r>
         <w:rPr>
@@ -842,7 +1010,27 @@
           <w:sz w:val="18"/>
           <w:highlight w:val="lightGray"/>
         </w:rPr>
-        <w:t xml:space="preserve"> [Chatgpt (GPT</w:t>
+        <w:t xml:space="preserve"> [</w:t>
+      </w:r>
+      <w:proofErr w:type="spellStart"/>
+      <w:r>
+        <w:rPr>
+          <w:rFonts w:ascii="Arial" w:eastAsia="Arial" w:hAnsi="Arial" w:cs="Arial"/>
+          <w:color w:val="000000"/>
+          <w:sz w:val="18"/>
+          <w:highlight w:val="lightGray"/>
+        </w:rPr>
+        <w:t>Chatgpt</w:t>
+      </w:r>
+      <w:proofErr w:type="spellEnd"/>
+      <w:r>
+        <w:rPr>
+          <w:rFonts w:ascii="Arial" w:eastAsia="Arial" w:hAnsi="Arial" w:cs="Arial"/>
+          <w:color w:val="000000"/>
+          <w:sz w:val="18"/>
+          <w:highlight w:val="lightGray"/>
+        </w:rPr>
+        <w:t xml:space="preserve"> (GPT</w:t>
       </w:r>
       <w:r>
         <w:rPr>
@@ -879,7 +1067,16 @@
           <w:sz w:val="18"/>
           <w:highlight w:val="lightGray"/>
         </w:rPr>
-        <w:t xml:space="preserve"> [10/23/2025]</w:t>
+        <w:t xml:space="preserve"> </w:t>
+      </w:r>
+      <w:r>
+        <w:rPr>
+          <w:rFonts w:ascii="Arial" w:eastAsia="Arial" w:hAnsi="Arial"/>
+          <w:bCs/>
+          <w:sz w:val="18"/>
+          <w:highlight w:val="lightGray"/>
+        </w:rPr>
+        <w:t>[10/23/2025]</w:t>
       </w:r>
     </w:p>
     <w:p>
@@ -1157,6 +1354,7 @@
                 <w:b/>
                 <w:bCs/>
               </w:rPr>
+              <w:lastRenderedPageBreak/>
               <w:t>Evidence</w:t>
             </w:r>
           </w:p>
@@ -1193,7 +1391,7 @@
         <w:rPr>
           <w:rFonts w:ascii="Roboto Mono" w:hAnsi="Roboto Mono"/>
         </w:rPr>
-        <w:pict>
+        <w:pict w14:anchorId="2D1CEA3D">
           <v:rect id="_x0000_i1028" style="width:0;height:1.5pt" o:hralign="center" o:hrstd="t" o:hr="t" fillcolor="#a0a0a0" stroked="f"/>
         </w:pict>
       </w:r>
@@ -1260,7 +1458,7 @@
         <w:rPr>
           <w:rFonts w:ascii="Roboto Mono" w:hAnsi="Roboto Mono"/>
         </w:rPr>
-        <w:pict>
+        <w:pict w14:anchorId="4952F01D">
           <v:rect id="_x0000_i1029" style="width:0;height:1.5pt" o:hralign="center" o:hrstd="t" o:hr="t" fillcolor="#a0a0a0" stroked="f"/>
         </w:pict>
       </w:r>
